--- a/src/Parchment.Tests/Docx/FormatAttributeTests.StringSyntaxHtmlIsEquivalentToHtmlAttribute.verified.docx
+++ b/src/Parchment.Tests/Docx/FormatAttributeTests.StringSyntaxHtmlIsEquivalentToHtmlAttribute.verified.docx
@@ -14,8 +14,8 @@
       </w:r>
     </w:p>
     <w:sectPr>
-      <w:pgSz w:w="12240" w:h="15840"/>
-      <w:pgMar w:top="1440" w:right="1440" w:bottom="1440" w:left="1440" w:header="720" w:footer="720"/>
+      <w:pgSz w:w="6000" w:h="7000"/>
+      <w:pgMar w:top="500" w:right="500" w:bottom="500" w:left="500" w:header="720" w:footer="720"/>
     </w:sectPr>
   </w:body>
 </w:document>

--- a/src/Parchment.Tests/Docx/FormatAttributeTests.StringSyntaxHtmlIsEquivalentToHtmlAttribute.verified.docx
+++ b/src/Parchment.Tests/Docx/FormatAttributeTests.StringSyntaxHtmlIsEquivalentToHtmlAttribute.verified.docx
@@ -14,8 +14,14 @@
       </w:r>
     </w:p>
     <w:sectPr>
-      <w:pgSz w:w="6000" w:h="7000"/>
+      <w:pgSz w:w="6500" w:h="8000"/>
       <w:pgMar w:top="500" w:right="500" w:bottom="500" w:left="500" w:header="720" w:footer="720"/>
+      <w:pgBorders w:zOrder="front" w:display="allPages" w:offsetFrom="page">
+        <w:top w:val="single" w:color="000000" w:sz="4" w:space="0"/>
+        <w:left w:val="single" w:color="000000" w:sz="4" w:space="0"/>
+        <w:bottom w:val="single" w:color="000000" w:sz="4" w:space="0"/>
+        <w:right w:val="single" w:color="000000" w:sz="4" w:space="0"/>
+      </w:pgBorders>
     </w:sectPr>
   </w:body>
 </w:document>
